--- a/docs/ReeLang_Technical_Documentation.docx
+++ b/docs/ReeLang_Technical_Documentation.docx
@@ -14005,7 +14005,14 @@
                 <w:sz w:val="20"/>
                 <w:szCs w:val="20"/>
               </w:rPr>
-              <w:t>0012</w:t>
+              <w:t>001</w:t>
+            </w:r>
+            <w:r>
+              <w:rPr>
+                <w:sz w:val="20"/>
+                <w:szCs w:val="20"/>
+              </w:rPr>
+              <w:t>0</w:t>
             </w:r>
           </w:p>
         </w:tc>
@@ -23058,6 +23065,303 @@
           <w:lang w:val="en-US"/>
         </w:rPr>
       </w:pPr>
+    </w:p>
+    <w:p>
+      <w:pPr>
+        <w:pStyle w:val="Nagwek2"/>
+        <w:rPr>
+          <w:lang w:val="en-US"/>
+        </w:rPr>
+      </w:pPr>
+      <w:r>
+        <w:rPr>
+          <w:lang w:val="en-US"/>
+        </w:rPr>
+        <w:t>6.</w:t>
+      </w:r>
+      <w:r>
+        <w:rPr>
+          <w:lang w:val="en-US"/>
+        </w:rPr>
+        <w:t>5</w:t>
+      </w:r>
+      <w:r>
+        <w:rPr>
+          <w:lang w:val="en-US"/>
+        </w:rPr>
+        <w:t xml:space="preserve"> </w:t>
+      </w:r>
+      <w:r>
+        <w:rPr>
+          <w:lang w:val="en-US"/>
+        </w:rPr>
+        <w:t xml:space="preserve">Admin </w:t>
+      </w:r>
+      <w:r>
+        <w:rPr>
+          <w:lang w:val="en-US"/>
+        </w:rPr>
+        <w:t>Endpoints</w:t>
+      </w:r>
+    </w:p>
+    <w:tbl>
+      <w:tblPr>
+        <w:tblW w:w="9000" w:type="dxa"/>
+        <w:tblBorders>
+          <w:top w:val="single" w:sz="4" w:space="0" w:color="auto"/>
+          <w:left w:val="single" w:sz="4" w:space="0" w:color="auto"/>
+          <w:bottom w:val="single" w:sz="4" w:space="0" w:color="auto"/>
+          <w:right w:val="single" w:sz="4" w:space="0" w:color="auto"/>
+          <w:insideH w:val="single" w:sz="4" w:space="0" w:color="auto"/>
+          <w:insideV w:val="single" w:sz="4" w:space="0" w:color="auto"/>
+        </w:tblBorders>
+        <w:tblCellMar>
+          <w:left w:w="10" w:type="dxa"/>
+          <w:right w:w="10" w:type="dxa"/>
+        </w:tblCellMar>
+        <w:tblLook w:val="04A0" w:firstRow="1" w:lastRow="0" w:firstColumn="1" w:lastColumn="0" w:noHBand="0" w:noVBand="1"/>
+      </w:tblPr>
+      <w:tblGrid>
+        <w:gridCol w:w="1500"/>
+        <w:gridCol w:w="3000"/>
+        <w:gridCol w:w="4500"/>
+      </w:tblGrid>
+      <w:tr>
+        <w:tblPrEx>
+          <w:tblCellMar>
+            <w:top w:w="0" w:type="dxa"/>
+            <w:bottom w:w="0" w:type="dxa"/>
+          </w:tblCellMar>
+        </w:tblPrEx>
+        <w:trPr>
+          <w:tblHeader/>
+        </w:trPr>
+        <w:tc>
+          <w:tcPr>
+            <w:tcW w:w="1500" w:type="dxa"/>
+            <w:tcBorders>
+              <w:top w:val="single" w:sz="1" w:space="0" w:color="CCCCCC"/>
+              <w:left w:val="single" w:sz="1" w:space="0" w:color="CCCCCC"/>
+              <w:bottom w:val="single" w:sz="1" w:space="0" w:color="CCCCCC"/>
+              <w:right w:val="single" w:sz="1" w:space="0" w:color="CCCCCC"/>
+            </w:tcBorders>
+            <w:shd w:val="clear" w:color="auto" w:fill="2E75B6"/>
+            <w:tcMar>
+              <w:top w:w="80" w:type="dxa"/>
+              <w:left w:w="120" w:type="dxa"/>
+              <w:bottom w:w="80" w:type="dxa"/>
+              <w:right w:w="120" w:type="dxa"/>
+            </w:tcMar>
+          </w:tcPr>
+          <w:p>
+            <w:r>
+              <w:rPr>
+                <w:b/>
+                <w:bCs/>
+                <w:color w:val="FFFFFF"/>
+                <w:sz w:val="20"/>
+                <w:szCs w:val="20"/>
+              </w:rPr>
+              <w:t>Method</w:t>
+            </w:r>
+          </w:p>
+        </w:tc>
+        <w:tc>
+          <w:tcPr>
+            <w:tcW w:w="3000" w:type="dxa"/>
+            <w:tcBorders>
+              <w:top w:val="single" w:sz="1" w:space="0" w:color="CCCCCC"/>
+              <w:left w:val="single" w:sz="1" w:space="0" w:color="CCCCCC"/>
+              <w:bottom w:val="single" w:sz="1" w:space="0" w:color="CCCCCC"/>
+              <w:right w:val="single" w:sz="1" w:space="0" w:color="CCCCCC"/>
+            </w:tcBorders>
+            <w:shd w:val="clear" w:color="auto" w:fill="2E75B6"/>
+            <w:tcMar>
+              <w:top w:w="80" w:type="dxa"/>
+              <w:left w:w="120" w:type="dxa"/>
+              <w:bottom w:w="80" w:type="dxa"/>
+              <w:right w:w="120" w:type="dxa"/>
+            </w:tcMar>
+          </w:tcPr>
+          <w:p>
+            <w:proofErr w:type="spellStart"/>
+            <w:r>
+              <w:rPr>
+                <w:b/>
+                <w:bCs/>
+                <w:color w:val="FFFFFF"/>
+                <w:sz w:val="20"/>
+                <w:szCs w:val="20"/>
+              </w:rPr>
+              <w:t>Path</w:t>
+            </w:r>
+            <w:proofErr w:type="spellEnd"/>
+          </w:p>
+        </w:tc>
+        <w:tc>
+          <w:tcPr>
+            <w:tcW w:w="4500" w:type="dxa"/>
+            <w:tcBorders>
+              <w:top w:val="single" w:sz="1" w:space="0" w:color="CCCCCC"/>
+              <w:left w:val="single" w:sz="1" w:space="0" w:color="CCCCCC"/>
+              <w:bottom w:val="single" w:sz="1" w:space="0" w:color="CCCCCC"/>
+              <w:right w:val="single" w:sz="1" w:space="0" w:color="CCCCCC"/>
+            </w:tcBorders>
+            <w:shd w:val="clear" w:color="auto" w:fill="2E75B6"/>
+            <w:tcMar>
+              <w:top w:w="80" w:type="dxa"/>
+              <w:left w:w="120" w:type="dxa"/>
+              <w:bottom w:w="80" w:type="dxa"/>
+              <w:right w:w="120" w:type="dxa"/>
+            </w:tcMar>
+          </w:tcPr>
+          <w:p>
+            <w:proofErr w:type="spellStart"/>
+            <w:r>
+              <w:rPr>
+                <w:b/>
+                <w:bCs/>
+                <w:color w:val="FFFFFF"/>
+                <w:sz w:val="20"/>
+                <w:szCs w:val="20"/>
+              </w:rPr>
+              <w:t>Description</w:t>
+            </w:r>
+            <w:proofErr w:type="spellEnd"/>
+          </w:p>
+        </w:tc>
+      </w:tr>
+      <w:tr>
+        <w:tblPrEx>
+          <w:tblCellMar>
+            <w:top w:w="0" w:type="dxa"/>
+            <w:bottom w:w="0" w:type="dxa"/>
+          </w:tblCellMar>
+        </w:tblPrEx>
+        <w:tc>
+          <w:tcPr>
+            <w:tcW w:w="1500" w:type="dxa"/>
+            <w:tcBorders>
+              <w:top w:val="single" w:sz="1" w:space="0" w:color="CCCCCC"/>
+              <w:left w:val="single" w:sz="1" w:space="0" w:color="CCCCCC"/>
+              <w:bottom w:val="single" w:sz="1" w:space="0" w:color="CCCCCC"/>
+              <w:right w:val="single" w:sz="1" w:space="0" w:color="CCCCCC"/>
+            </w:tcBorders>
+            <w:shd w:val="clear" w:color="auto" w:fill="FFFFFF"/>
+            <w:tcMar>
+              <w:top w:w="80" w:type="dxa"/>
+              <w:left w:w="120" w:type="dxa"/>
+              <w:bottom w:w="80" w:type="dxa"/>
+              <w:right w:w="120" w:type="dxa"/>
+            </w:tcMar>
+          </w:tcPr>
+          <w:p>
+            <w:r>
+              <w:rPr>
+                <w:sz w:val="20"/>
+                <w:szCs w:val="20"/>
+              </w:rPr>
+              <w:t>POST</w:t>
+            </w:r>
+          </w:p>
+        </w:tc>
+        <w:tc>
+          <w:tcPr>
+            <w:tcW w:w="3000" w:type="dxa"/>
+            <w:tcBorders>
+              <w:top w:val="single" w:sz="1" w:space="0" w:color="CCCCCC"/>
+              <w:left w:val="single" w:sz="1" w:space="0" w:color="CCCCCC"/>
+              <w:bottom w:val="single" w:sz="1" w:space="0" w:color="CCCCCC"/>
+              <w:right w:val="single" w:sz="1" w:space="0" w:color="CCCCCC"/>
+            </w:tcBorders>
+            <w:shd w:val="clear" w:color="auto" w:fill="FFFFFF"/>
+            <w:tcMar>
+              <w:top w:w="80" w:type="dxa"/>
+              <w:left w:w="120" w:type="dxa"/>
+              <w:bottom w:w="80" w:type="dxa"/>
+              <w:right w:w="120" w:type="dxa"/>
+            </w:tcMar>
+          </w:tcPr>
+          <w:p>
+            <w:r>
+              <w:t>/</w:t>
+            </w:r>
+            <w:proofErr w:type="gramStart"/>
+            <w:r>
+              <w:t>admin</w:t>
+            </w:r>
+            <w:proofErr w:type="gramEnd"/>
+            <w:r>
+              <w:t>/</w:t>
+            </w:r>
+            <w:proofErr w:type="spellStart"/>
+            <w:r>
+              <w:t>cookies</w:t>
+            </w:r>
+            <w:proofErr w:type="spellEnd"/>
+          </w:p>
+        </w:tc>
+        <w:tc>
+          <w:tcPr>
+            <w:tcW w:w="4500" w:type="dxa"/>
+            <w:tcBorders>
+              <w:top w:val="single" w:sz="1" w:space="0" w:color="CCCCCC"/>
+              <w:left w:val="single" w:sz="1" w:space="0" w:color="CCCCCC"/>
+              <w:bottom w:val="single" w:sz="1" w:space="0" w:color="CCCCCC"/>
+              <w:right w:val="single" w:sz="1" w:space="0" w:color="CCCCCC"/>
+            </w:tcBorders>
+            <w:shd w:val="clear" w:color="auto" w:fill="FFFFFF"/>
+            <w:tcMar>
+              <w:top w:w="80" w:type="dxa"/>
+              <w:left w:w="120" w:type="dxa"/>
+              <w:bottom w:w="80" w:type="dxa"/>
+              <w:right w:w="120" w:type="dxa"/>
+            </w:tcMar>
+          </w:tcPr>
+          <w:p>
+            <w:pPr>
+              <w:rPr>
+                <w:lang w:val="en-US"/>
+              </w:rPr>
+            </w:pPr>
+            <w:r>
+              <w:rPr>
+                <w:lang w:val="en-US"/>
+              </w:rPr>
+              <w:t xml:space="preserve">Upload YouTube cookies file (cookies.txt) used by </w:t>
+            </w:r>
+            <w:proofErr w:type="spellStart"/>
+            <w:r>
+              <w:rPr>
+                <w:lang w:val="en-US"/>
+              </w:rPr>
+              <w:t>yt-dlp</w:t>
+            </w:r>
+            <w:proofErr w:type="spellEnd"/>
+            <w:r>
+              <w:rPr>
+                <w:lang w:val="en-US"/>
+              </w:rPr>
+              <w:t xml:space="preserve"> and Whisper to bypass YouTube restrictions</w:t>
+            </w:r>
+          </w:p>
+        </w:tc>
+      </w:tr>
+    </w:tbl>
+    <w:p>
+      <w:pPr>
+        <w:pStyle w:val="Nagwek2"/>
+        <w:rPr>
+          <w:lang w:val="en-US"/>
+        </w:rPr>
+      </w:pPr>
+    </w:p>
+    <w:p>
+      <w:pPr>
+        <w:rPr>
+          <w:lang w:val="en-US"/>
+        </w:rPr>
+      </w:pPr>
       <w:r>
         <w:rPr>
           <w:lang w:val="en-US"/>
@@ -23847,60 +24151,6 @@
           <w:lang w:val="en-US"/>
         </w:rPr>
       </w:pPr>
-      <w:r>
-        <w:rPr>
-          <w:rFonts w:ascii="Courier New" w:eastAsia="Courier New" w:hAnsi="Courier New" w:cs="Courier New"/>
-          <w:color w:val="333333"/>
-          <w:sz w:val="18"/>
-          <w:szCs w:val="18"/>
-          <w:lang w:val="en-US"/>
-        </w:rPr>
-        <w:t xml:space="preserve">1. </w:t>
-      </w:r>
-      <w:proofErr w:type="spellStart"/>
-      <w:r>
-        <w:rPr>
-          <w:rFonts w:ascii="Courier New" w:eastAsia="Courier New" w:hAnsi="Courier New" w:cs="Courier New"/>
-          <w:color w:val="333333"/>
-          <w:sz w:val="18"/>
-          <w:szCs w:val="18"/>
-          <w:lang w:val="en-US"/>
-        </w:rPr>
-        <w:t>get_users_needing_</w:t>
-      </w:r>
-      <w:proofErr w:type="gramStart"/>
-      <w:r>
-        <w:rPr>
-          <w:rFonts w:ascii="Courier New" w:eastAsia="Courier New" w:hAnsi="Courier New" w:cs="Courier New"/>
-          <w:color w:val="333333"/>
-          <w:sz w:val="18"/>
-          <w:szCs w:val="18"/>
-          <w:lang w:val="en-US"/>
-        </w:rPr>
-        <w:t>refill</w:t>
-      </w:r>
-      <w:proofErr w:type="spellEnd"/>
-      <w:r>
-        <w:rPr>
-          <w:rFonts w:ascii="Courier New" w:eastAsia="Courier New" w:hAnsi="Courier New" w:cs="Courier New"/>
-          <w:color w:val="333333"/>
-          <w:sz w:val="18"/>
-          <w:szCs w:val="18"/>
-          <w:lang w:val="en-US"/>
-        </w:rPr>
-        <w:t>(</w:t>
-      </w:r>
-      <w:proofErr w:type="gramEnd"/>
-      <w:r>
-        <w:rPr>
-          <w:rFonts w:ascii="Courier New" w:eastAsia="Courier New" w:hAnsi="Courier New" w:cs="Courier New"/>
-          <w:color w:val="333333"/>
-          <w:sz w:val="18"/>
-          <w:szCs w:val="18"/>
-          <w:lang w:val="en-US"/>
-        </w:rPr>
-        <w:t>)</w:t>
-      </w:r>
     </w:p>
     <w:p>
       <w:pPr>
@@ -23908,18 +24158,44 @@
         <w:spacing w:before="60" w:after="60"/>
         <w:ind w:left="720"/>
         <w:rPr>
-          <w:lang w:val="en-US"/>
-        </w:rPr>
-      </w:pPr>
-      <w:r>
-        <w:rPr>
-          <w:rFonts w:ascii="Courier New" w:eastAsia="Courier New" w:hAnsi="Courier New" w:cs="Courier New"/>
-          <w:color w:val="333333"/>
-          <w:sz w:val="18"/>
-          <w:szCs w:val="18"/>
-          <w:lang w:val="en-US"/>
-        </w:rPr>
-        <w:t xml:space="preserve">   SQL: users with &lt; 5 unconsumed reels in queue</w:t>
+          <w:rFonts w:ascii="Courier New" w:eastAsia="Courier New" w:hAnsi="Courier New" w:cs="Courier New"/>
+          <w:color w:val="333333"/>
+          <w:sz w:val="18"/>
+          <w:szCs w:val="18"/>
+          <w:lang w:val="en-US"/>
+        </w:rPr>
+      </w:pPr>
+      <w:r>
+        <w:rPr>
+          <w:rFonts w:ascii="Courier New" w:eastAsia="Courier New" w:hAnsi="Courier New" w:cs="Courier New"/>
+          <w:color w:val="333333"/>
+          <w:sz w:val="18"/>
+          <w:szCs w:val="18"/>
+          <w:lang w:val="en-US"/>
+        </w:rPr>
+        <w:t xml:space="preserve">Every 30 minutes </w:t>
+      </w:r>
+      <w:proofErr w:type="spellStart"/>
+      <w:r>
+        <w:rPr>
+          <w:rFonts w:ascii="Courier New" w:eastAsia="Courier New" w:hAnsi="Courier New" w:cs="Courier New"/>
+          <w:color w:val="333333"/>
+          <w:sz w:val="18"/>
+          <w:szCs w:val="18"/>
+          <w:lang w:val="en-US"/>
+        </w:rPr>
+        <w:t>APScheduler</w:t>
+      </w:r>
+      <w:proofErr w:type="spellEnd"/>
+      <w:r>
+        <w:rPr>
+          <w:rFonts w:ascii="Courier New" w:eastAsia="Courier New" w:hAnsi="Courier New" w:cs="Courier New"/>
+          <w:color w:val="333333"/>
+          <w:sz w:val="18"/>
+          <w:szCs w:val="18"/>
+          <w:lang w:val="en-US"/>
+        </w:rPr>
+        <w:t xml:space="preserve"> runs the following cycle:</w:t>
       </w:r>
     </w:p>
     <w:p>
@@ -23928,19 +24204,13 @@
         <w:spacing w:before="60" w:after="60"/>
         <w:ind w:left="720"/>
         <w:rPr>
-          <w:lang w:val="en-US"/>
-        </w:rPr>
-      </w:pPr>
-      <w:r>
-        <w:rPr>
-          <w:rFonts w:ascii="Courier New" w:eastAsia="Courier New" w:hAnsi="Courier New" w:cs="Courier New"/>
-          <w:color w:val="333333"/>
-          <w:sz w:val="18"/>
-          <w:szCs w:val="18"/>
-          <w:lang w:val="en-US"/>
-        </w:rPr>
-        <w:t xml:space="preserve">   + users active in last 7 days with no queue at all</w:t>
-      </w:r>
+          <w:rFonts w:ascii="Courier New" w:eastAsia="Courier New" w:hAnsi="Courier New" w:cs="Courier New"/>
+          <w:color w:val="333333"/>
+          <w:sz w:val="18"/>
+          <w:szCs w:val="18"/>
+          <w:lang w:val="en-US"/>
+        </w:rPr>
+      </w:pPr>
     </w:p>
     <w:p>
       <w:pPr>
@@ -23948,9 +24218,67 @@
         <w:spacing w:before="60" w:after="60"/>
         <w:ind w:left="720"/>
         <w:rPr>
-          <w:lang w:val="en-US"/>
-        </w:rPr>
-      </w:pPr>
+          <w:rFonts w:ascii="Courier New" w:eastAsia="Courier New" w:hAnsi="Courier New" w:cs="Courier New"/>
+          <w:color w:val="333333"/>
+          <w:sz w:val="18"/>
+          <w:szCs w:val="18"/>
+          <w:lang w:val="en-US"/>
+        </w:rPr>
+      </w:pPr>
+      <w:r>
+        <w:rPr>
+          <w:rFonts w:ascii="Courier New" w:eastAsia="Courier New" w:hAnsi="Courier New" w:cs="Courier New"/>
+          <w:color w:val="333333"/>
+          <w:sz w:val="18"/>
+          <w:szCs w:val="18"/>
+          <w:lang w:val="en-US"/>
+        </w:rPr>
+        <w:t xml:space="preserve">1. </w:t>
+      </w:r>
+      <w:proofErr w:type="spellStart"/>
+      <w:r>
+        <w:rPr>
+          <w:rFonts w:ascii="Courier New" w:eastAsia="Courier New" w:hAnsi="Courier New" w:cs="Courier New"/>
+          <w:color w:val="333333"/>
+          <w:sz w:val="18"/>
+          <w:szCs w:val="18"/>
+          <w:lang w:val="en-US"/>
+        </w:rPr>
+        <w:t>get_users_needing_</w:t>
+      </w:r>
+      <w:proofErr w:type="gramStart"/>
+      <w:r>
+        <w:rPr>
+          <w:rFonts w:ascii="Courier New" w:eastAsia="Courier New" w:hAnsi="Courier New" w:cs="Courier New"/>
+          <w:color w:val="333333"/>
+          <w:sz w:val="18"/>
+          <w:szCs w:val="18"/>
+          <w:lang w:val="en-US"/>
+        </w:rPr>
+        <w:t>refill</w:t>
+      </w:r>
+      <w:proofErr w:type="spellEnd"/>
+      <w:r>
+        <w:rPr>
+          <w:rFonts w:ascii="Courier New" w:eastAsia="Courier New" w:hAnsi="Courier New" w:cs="Courier New"/>
+          <w:color w:val="333333"/>
+          <w:sz w:val="18"/>
+          <w:szCs w:val="18"/>
+          <w:lang w:val="en-US"/>
+        </w:rPr>
+        <w:t>(</w:t>
+      </w:r>
+      <w:proofErr w:type="gramEnd"/>
+      <w:r>
+        <w:rPr>
+          <w:rFonts w:ascii="Courier New" w:eastAsia="Courier New" w:hAnsi="Courier New" w:cs="Courier New"/>
+          <w:color w:val="333333"/>
+          <w:sz w:val="18"/>
+          <w:szCs w:val="18"/>
+          <w:lang w:val="en-US"/>
+        </w:rPr>
+        <w:t>)</w:t>
+      </w:r>
     </w:p>
     <w:p>
       <w:pPr>
@@ -23958,62 +24286,22 @@
         <w:spacing w:before="60" w:after="60"/>
         <w:ind w:left="720"/>
         <w:rPr>
-          <w:lang w:val="en-US"/>
-        </w:rPr>
-      </w:pPr>
-      <w:r>
-        <w:rPr>
-          <w:rFonts w:ascii="Courier New" w:eastAsia="Courier New" w:hAnsi="Courier New" w:cs="Courier New"/>
-          <w:color w:val="333333"/>
-          <w:sz w:val="18"/>
-          <w:szCs w:val="18"/>
-          <w:lang w:val="en-US"/>
-        </w:rPr>
-        <w:t xml:space="preserve">2. For each user: </w:t>
-      </w:r>
-      <w:proofErr w:type="spellStart"/>
-      <w:r>
-        <w:rPr>
-          <w:rFonts w:ascii="Courier New" w:eastAsia="Courier New" w:hAnsi="Courier New" w:cs="Courier New"/>
-          <w:color w:val="333333"/>
-          <w:sz w:val="18"/>
-          <w:szCs w:val="18"/>
-          <w:lang w:val="en-US"/>
-        </w:rPr>
-        <w:t>curate_feed_for_</w:t>
-      </w:r>
-      <w:proofErr w:type="gramStart"/>
-      <w:r>
-        <w:rPr>
-          <w:rFonts w:ascii="Courier New" w:eastAsia="Courier New" w:hAnsi="Courier New" w:cs="Courier New"/>
-          <w:color w:val="333333"/>
-          <w:sz w:val="18"/>
-          <w:szCs w:val="18"/>
-          <w:lang w:val="en-US"/>
-        </w:rPr>
-        <w:t>user</w:t>
-      </w:r>
-      <w:proofErr w:type="spellEnd"/>
-      <w:r>
-        <w:rPr>
-          <w:rFonts w:ascii="Courier New" w:eastAsia="Courier New" w:hAnsi="Courier New" w:cs="Courier New"/>
-          <w:color w:val="333333"/>
-          <w:sz w:val="18"/>
-          <w:szCs w:val="18"/>
-          <w:lang w:val="en-US"/>
-        </w:rPr>
-        <w:t>(</w:t>
-      </w:r>
-      <w:proofErr w:type="gramEnd"/>
-      <w:r>
-        <w:rPr>
-          <w:rFonts w:ascii="Courier New" w:eastAsia="Courier New" w:hAnsi="Courier New" w:cs="Courier New"/>
-          <w:color w:val="333333"/>
-          <w:sz w:val="18"/>
-          <w:szCs w:val="18"/>
-          <w:lang w:val="en-US"/>
-        </w:rPr>
-        <w:t>)</w:t>
+          <w:rFonts w:ascii="Courier New" w:eastAsia="Courier New" w:hAnsi="Courier New" w:cs="Courier New"/>
+          <w:color w:val="333333"/>
+          <w:sz w:val="18"/>
+          <w:szCs w:val="18"/>
+          <w:lang w:val="en-US"/>
+        </w:rPr>
+      </w:pPr>
+      <w:r>
+        <w:rPr>
+          <w:rFonts w:ascii="Courier New" w:eastAsia="Courier New" w:hAnsi="Courier New" w:cs="Courier New"/>
+          <w:color w:val="333333"/>
+          <w:sz w:val="18"/>
+          <w:szCs w:val="18"/>
+          <w:lang w:val="en-US"/>
+        </w:rPr>
+        <w:t xml:space="preserve">   SQL: users with &lt; 5 unconsumed reels in queue</w:t>
       </w:r>
     </w:p>
     <w:p>
@@ -24022,106 +24310,22 @@
         <w:spacing w:before="60" w:after="60"/>
         <w:ind w:left="720"/>
         <w:rPr>
-          <w:lang w:val="en-US"/>
-        </w:rPr>
-      </w:pPr>
-      <w:r>
-        <w:rPr>
-          <w:rFonts w:ascii="Courier New" w:eastAsia="Courier New" w:hAnsi="Courier New" w:cs="Courier New"/>
-          <w:color w:val="333333"/>
-          <w:sz w:val="18"/>
-          <w:szCs w:val="18"/>
-          <w:lang w:val="en-US"/>
-        </w:rPr>
-        <w:t xml:space="preserve">   a) </w:t>
-      </w:r>
-      <w:proofErr w:type="spellStart"/>
-      <w:r>
-        <w:rPr>
-          <w:rFonts w:ascii="Courier New" w:eastAsia="Courier New" w:hAnsi="Courier New" w:cs="Courier New"/>
-          <w:color w:val="333333"/>
-          <w:sz w:val="18"/>
-          <w:szCs w:val="18"/>
-          <w:lang w:val="en-US"/>
-        </w:rPr>
-        <w:t>get_user_</w:t>
-      </w:r>
-      <w:proofErr w:type="gramStart"/>
-      <w:r>
-        <w:rPr>
-          <w:rFonts w:ascii="Courier New" w:eastAsia="Courier New" w:hAnsi="Courier New" w:cs="Courier New"/>
-          <w:color w:val="333333"/>
-          <w:sz w:val="18"/>
-          <w:szCs w:val="18"/>
-          <w:lang w:val="en-US"/>
-        </w:rPr>
-        <w:t>profile</w:t>
-      </w:r>
-      <w:proofErr w:type="spellEnd"/>
-      <w:r>
-        <w:rPr>
-          <w:rFonts w:ascii="Courier New" w:eastAsia="Courier New" w:hAnsi="Courier New" w:cs="Courier New"/>
-          <w:color w:val="333333"/>
-          <w:sz w:val="18"/>
-          <w:szCs w:val="18"/>
-          <w:lang w:val="en-US"/>
-        </w:rPr>
-        <w:t>(</w:t>
-      </w:r>
-      <w:proofErr w:type="gramEnd"/>
-      <w:r>
-        <w:rPr>
-          <w:rFonts w:ascii="Courier New" w:eastAsia="Courier New" w:hAnsi="Courier New" w:cs="Courier New"/>
-          <w:color w:val="333333"/>
-          <w:sz w:val="18"/>
-          <w:szCs w:val="18"/>
-          <w:lang w:val="en-US"/>
-        </w:rPr>
-        <w:t xml:space="preserve">) -- </w:t>
-      </w:r>
-      <w:proofErr w:type="spellStart"/>
-      <w:r>
-        <w:rPr>
-          <w:rFonts w:ascii="Courier New" w:eastAsia="Courier New" w:hAnsi="Courier New" w:cs="Courier New"/>
-          <w:color w:val="333333"/>
-          <w:sz w:val="18"/>
-          <w:szCs w:val="18"/>
-          <w:lang w:val="en-US"/>
-        </w:rPr>
-        <w:t>primary_language</w:t>
-      </w:r>
-      <w:proofErr w:type="spellEnd"/>
-      <w:r>
-        <w:rPr>
-          <w:rFonts w:ascii="Courier New" w:eastAsia="Courier New" w:hAnsi="Courier New" w:cs="Courier New"/>
-          <w:color w:val="333333"/>
-          <w:sz w:val="18"/>
-          <w:szCs w:val="18"/>
-          <w:lang w:val="en-US"/>
-        </w:rPr>
-        <w:t xml:space="preserve"> (from </w:t>
-      </w:r>
-      <w:proofErr w:type="spellStart"/>
-      <w:r>
-        <w:rPr>
-          <w:rFonts w:ascii="Courier New" w:eastAsia="Courier New" w:hAnsi="Courier New" w:cs="Courier New"/>
-          <w:color w:val="333333"/>
-          <w:sz w:val="18"/>
-          <w:szCs w:val="18"/>
-          <w:lang w:val="en-US"/>
-        </w:rPr>
-        <w:t>watch_time</w:t>
-      </w:r>
-      <w:proofErr w:type="spellEnd"/>
-      <w:r>
-        <w:rPr>
-          <w:rFonts w:ascii="Courier New" w:eastAsia="Courier New" w:hAnsi="Courier New" w:cs="Courier New"/>
-          <w:color w:val="333333"/>
-          <w:sz w:val="18"/>
-          <w:szCs w:val="18"/>
-          <w:lang w:val="en-US"/>
-        </w:rPr>
-        <w:t xml:space="preserve"> or words),</w:t>
+          <w:rFonts w:ascii="Courier New" w:eastAsia="Courier New" w:hAnsi="Courier New" w:cs="Courier New"/>
+          <w:color w:val="333333"/>
+          <w:sz w:val="18"/>
+          <w:szCs w:val="18"/>
+          <w:lang w:val="en-US"/>
+        </w:rPr>
+      </w:pPr>
+      <w:r>
+        <w:rPr>
+          <w:rFonts w:ascii="Courier New" w:eastAsia="Courier New" w:hAnsi="Courier New" w:cs="Courier New"/>
+          <w:color w:val="333333"/>
+          <w:sz w:val="18"/>
+          <w:szCs w:val="18"/>
+          <w:lang w:val="en-US"/>
+        </w:rPr>
+        <w:t xml:space="preserve">   + users active in last 7 days with no queue at all</w:t>
       </w:r>
     </w:p>
     <w:p>
@@ -24130,41 +24334,13 @@
         <w:spacing w:before="60" w:after="60"/>
         <w:ind w:left="720"/>
         <w:rPr>
-          <w:lang w:val="en-US"/>
-        </w:rPr>
-      </w:pPr>
-      <w:r>
-        <w:rPr>
-          <w:rFonts w:ascii="Courier New" w:eastAsia="Courier New" w:hAnsi="Courier New" w:cs="Courier New"/>
-          <w:color w:val="333333"/>
-          <w:sz w:val="18"/>
-          <w:szCs w:val="18"/>
-          <w:lang w:val="en-US"/>
-        </w:rPr>
-        <w:t xml:space="preserve">      level, </w:t>
-      </w:r>
-      <w:proofErr w:type="spellStart"/>
-      <w:r>
-        <w:rPr>
-          <w:rFonts w:ascii="Courier New" w:eastAsia="Courier New" w:hAnsi="Courier New" w:cs="Courier New"/>
-          <w:color w:val="333333"/>
-          <w:sz w:val="18"/>
-          <w:szCs w:val="18"/>
-          <w:lang w:val="en-US"/>
-        </w:rPr>
-        <w:t>top_tags</w:t>
-      </w:r>
-      <w:proofErr w:type="spellEnd"/>
-      <w:r>
-        <w:rPr>
-          <w:rFonts w:ascii="Courier New" w:eastAsia="Courier New" w:hAnsi="Courier New" w:cs="Courier New"/>
-          <w:color w:val="333333"/>
-          <w:sz w:val="18"/>
-          <w:szCs w:val="18"/>
-          <w:lang w:val="en-US"/>
-        </w:rPr>
-        <w:t xml:space="preserve"> (from tags of consumed reels)</w:t>
-      </w:r>
+          <w:rFonts w:ascii="Courier New" w:eastAsia="Courier New" w:hAnsi="Courier New" w:cs="Courier New"/>
+          <w:color w:val="333333"/>
+          <w:sz w:val="18"/>
+          <w:szCs w:val="18"/>
+          <w:lang w:val="en-US"/>
+        </w:rPr>
+      </w:pPr>
     </w:p>
     <w:p>
       <w:pPr>
@@ -24172,18 +24348,22 @@
         <w:spacing w:before="60" w:after="60"/>
         <w:ind w:left="720"/>
         <w:rPr>
-          <w:lang w:val="en-US"/>
-        </w:rPr>
-      </w:pPr>
-      <w:r>
-        <w:rPr>
-          <w:rFonts w:ascii="Courier New" w:eastAsia="Courier New" w:hAnsi="Courier New" w:cs="Courier New"/>
-          <w:color w:val="333333"/>
-          <w:sz w:val="18"/>
-          <w:szCs w:val="18"/>
-          <w:lang w:val="en-US"/>
-        </w:rPr>
-        <w:t xml:space="preserve">   b) </w:t>
+          <w:rFonts w:ascii="Courier New" w:eastAsia="Courier New" w:hAnsi="Courier New" w:cs="Courier New"/>
+          <w:color w:val="333333"/>
+          <w:sz w:val="18"/>
+          <w:szCs w:val="18"/>
+          <w:lang w:val="en-US"/>
+        </w:rPr>
+      </w:pPr>
+      <w:r>
+        <w:rPr>
+          <w:rFonts w:ascii="Courier New" w:eastAsia="Courier New" w:hAnsi="Courier New" w:cs="Courier New"/>
+          <w:color w:val="333333"/>
+          <w:sz w:val="18"/>
+          <w:szCs w:val="18"/>
+          <w:lang w:val="en-US"/>
+        </w:rPr>
+        <w:t xml:space="preserve">2. For each user: </w:t>
       </w:r>
       <w:proofErr w:type="spellStart"/>
       <w:r>
@@ -24194,7 +24374,7 @@
           <w:szCs w:val="18"/>
           <w:lang w:val="en-US"/>
         </w:rPr>
-        <w:t>search_youtube_</w:t>
+        <w:t>curate_feed_for_</w:t>
       </w:r>
       <w:proofErr w:type="gramStart"/>
       <w:r>
@@ -24205,7 +24385,7 @@
           <w:szCs w:val="18"/>
           <w:lang w:val="en-US"/>
         </w:rPr>
-        <w:t>shorts</w:t>
+        <w:t>user</w:t>
       </w:r>
       <w:proofErr w:type="spellEnd"/>
       <w:r>
@@ -24227,7 +24407,7 @@
           <w:szCs w:val="18"/>
           <w:lang w:val="en-US"/>
         </w:rPr>
-        <w:t>) -- random query for language,</w:t>
+        <w:t>)</w:t>
       </w:r>
     </w:p>
     <w:p>
@@ -24236,18 +24416,22 @@
         <w:spacing w:before="60" w:after="60"/>
         <w:ind w:left="720"/>
         <w:rPr>
-          <w:lang w:val="en-US"/>
-        </w:rPr>
-      </w:pPr>
-      <w:r>
-        <w:rPr>
-          <w:rFonts w:ascii="Courier New" w:eastAsia="Courier New" w:hAnsi="Courier New" w:cs="Courier New"/>
-          <w:color w:val="333333"/>
-          <w:sz w:val="18"/>
-          <w:szCs w:val="18"/>
-          <w:lang w:val="en-US"/>
-        </w:rPr>
-        <w:t xml:space="preserve">      70% with </w:t>
+          <w:rFonts w:ascii="Courier New" w:eastAsia="Courier New" w:hAnsi="Courier New" w:cs="Courier New"/>
+          <w:color w:val="333333"/>
+          <w:sz w:val="18"/>
+          <w:szCs w:val="18"/>
+          <w:lang w:val="en-US"/>
+        </w:rPr>
+      </w:pPr>
+      <w:r>
+        <w:rPr>
+          <w:rFonts w:ascii="Courier New" w:eastAsia="Courier New" w:hAnsi="Courier New" w:cs="Courier New"/>
+          <w:color w:val="333333"/>
+          <w:sz w:val="18"/>
+          <w:szCs w:val="18"/>
+          <w:lang w:val="en-US"/>
+        </w:rPr>
+        <w:t xml:space="preserve">   a) </w:t>
       </w:r>
       <w:proofErr w:type="spellStart"/>
       <w:r>
@@ -24258,7 +24442,18 @@
           <w:szCs w:val="18"/>
           <w:lang w:val="en-US"/>
         </w:rPr>
-        <w:t>top_tags</w:t>
+        <w:t>get_user_</w:t>
+      </w:r>
+      <w:proofErr w:type="gramStart"/>
+      <w:r>
+        <w:rPr>
+          <w:rFonts w:ascii="Courier New" w:eastAsia="Courier New" w:hAnsi="Courier New" w:cs="Courier New"/>
+          <w:color w:val="333333"/>
+          <w:sz w:val="18"/>
+          <w:szCs w:val="18"/>
+          <w:lang w:val="en-US"/>
+        </w:rPr>
+        <w:t>profile</w:t>
       </w:r>
       <w:proofErr w:type="spellEnd"/>
       <w:r>
@@ -24269,7 +24464,62 @@
           <w:szCs w:val="18"/>
           <w:lang w:val="en-US"/>
         </w:rPr>
-        <w:t>, 30% random discovery</w:t>
+        <w:t>(</w:t>
+      </w:r>
+      <w:proofErr w:type="gramEnd"/>
+      <w:r>
+        <w:rPr>
+          <w:rFonts w:ascii="Courier New" w:eastAsia="Courier New" w:hAnsi="Courier New" w:cs="Courier New"/>
+          <w:color w:val="333333"/>
+          <w:sz w:val="18"/>
+          <w:szCs w:val="18"/>
+          <w:lang w:val="en-US"/>
+        </w:rPr>
+        <w:t xml:space="preserve">) -- </w:t>
+      </w:r>
+      <w:proofErr w:type="spellStart"/>
+      <w:r>
+        <w:rPr>
+          <w:rFonts w:ascii="Courier New" w:eastAsia="Courier New" w:hAnsi="Courier New" w:cs="Courier New"/>
+          <w:color w:val="333333"/>
+          <w:sz w:val="18"/>
+          <w:szCs w:val="18"/>
+          <w:lang w:val="en-US"/>
+        </w:rPr>
+        <w:t>primary_language</w:t>
+      </w:r>
+      <w:proofErr w:type="spellEnd"/>
+      <w:r>
+        <w:rPr>
+          <w:rFonts w:ascii="Courier New" w:eastAsia="Courier New" w:hAnsi="Courier New" w:cs="Courier New"/>
+          <w:color w:val="333333"/>
+          <w:sz w:val="18"/>
+          <w:szCs w:val="18"/>
+          <w:lang w:val="en-US"/>
+        </w:rPr>
+        <w:t xml:space="preserve"> (from </w:t>
+      </w:r>
+      <w:proofErr w:type="spellStart"/>
+      <w:r>
+        <w:rPr>
+          <w:rFonts w:ascii="Courier New" w:eastAsia="Courier New" w:hAnsi="Courier New" w:cs="Courier New"/>
+          <w:color w:val="333333"/>
+          <w:sz w:val="18"/>
+          <w:szCs w:val="18"/>
+          <w:lang w:val="en-US"/>
+        </w:rPr>
+        <w:t>watch_time</w:t>
+      </w:r>
+      <w:proofErr w:type="spellEnd"/>
+      <w:r>
+        <w:rPr>
+          <w:rFonts w:ascii="Courier New" w:eastAsia="Courier New" w:hAnsi="Courier New" w:cs="Courier New"/>
+          <w:color w:val="333333"/>
+          <w:sz w:val="18"/>
+          <w:szCs w:val="18"/>
+          <w:lang w:val="en-US"/>
+        </w:rPr>
+        <w:t xml:space="preserve"> or words),</w:t>
       </w:r>
     </w:p>
     <w:p>
@@ -24278,6 +24528,286 @@
         <w:spacing w:before="60" w:after="60"/>
         <w:ind w:left="720"/>
         <w:rPr>
+          <w:rFonts w:ascii="Courier New" w:eastAsia="Courier New" w:hAnsi="Courier New" w:cs="Courier New"/>
+          <w:color w:val="333333"/>
+          <w:sz w:val="18"/>
+          <w:szCs w:val="18"/>
+          <w:lang w:val="en-US"/>
+        </w:rPr>
+      </w:pPr>
+      <w:r>
+        <w:rPr>
+          <w:rFonts w:ascii="Courier New" w:eastAsia="Courier New" w:hAnsi="Courier New" w:cs="Courier New"/>
+          <w:color w:val="333333"/>
+          <w:sz w:val="18"/>
+          <w:szCs w:val="18"/>
+          <w:lang w:val="en-US"/>
+        </w:rPr>
+        <w:t xml:space="preserve">      level, </w:t>
+      </w:r>
+      <w:proofErr w:type="spellStart"/>
+      <w:r>
+        <w:rPr>
+          <w:rFonts w:ascii="Courier New" w:eastAsia="Courier New" w:hAnsi="Courier New" w:cs="Courier New"/>
+          <w:color w:val="333333"/>
+          <w:sz w:val="18"/>
+          <w:szCs w:val="18"/>
+          <w:lang w:val="en-US"/>
+        </w:rPr>
+        <w:t>top_tags</w:t>
+      </w:r>
+      <w:proofErr w:type="spellEnd"/>
+      <w:r>
+        <w:rPr>
+          <w:rFonts w:ascii="Courier New" w:eastAsia="Courier New" w:hAnsi="Courier New" w:cs="Courier New"/>
+          <w:color w:val="333333"/>
+          <w:sz w:val="18"/>
+          <w:szCs w:val="18"/>
+          <w:lang w:val="en-US"/>
+        </w:rPr>
+        <w:t xml:space="preserve"> (from tags of consumed reels)</w:t>
+      </w:r>
+    </w:p>
+    <w:p>
+      <w:pPr>
+        <w:shd w:val="clear" w:color="auto" w:fill="F5F5F5"/>
+        <w:spacing w:before="60" w:after="60"/>
+        <w:ind w:left="720"/>
+        <w:rPr>
+          <w:rFonts w:ascii="Courier New" w:eastAsia="Courier New" w:hAnsi="Courier New" w:cs="Courier New"/>
+          <w:color w:val="333333"/>
+          <w:sz w:val="18"/>
+          <w:szCs w:val="18"/>
+          <w:lang w:val="en-US"/>
+        </w:rPr>
+      </w:pPr>
+      <w:r>
+        <w:rPr>
+          <w:rFonts w:ascii="Courier New" w:eastAsia="Courier New" w:hAnsi="Courier New" w:cs="Courier New"/>
+          <w:color w:val="333333"/>
+          <w:sz w:val="18"/>
+          <w:szCs w:val="18"/>
+          <w:lang w:val="en-US"/>
+        </w:rPr>
+        <w:t xml:space="preserve">   b) get </w:t>
+      </w:r>
+      <w:proofErr w:type="spellStart"/>
+      <w:r>
+        <w:rPr>
+          <w:rFonts w:ascii="Courier New" w:eastAsia="Courier New" w:hAnsi="Courier New" w:cs="Courier New"/>
+          <w:color w:val="333333"/>
+          <w:sz w:val="18"/>
+          <w:szCs w:val="18"/>
+          <w:lang w:val="en-US"/>
+        </w:rPr>
+        <w:t>seen_reel_ids</w:t>
+      </w:r>
+      <w:proofErr w:type="spellEnd"/>
+      <w:r>
+        <w:rPr>
+          <w:rFonts w:ascii="Courier New" w:eastAsia="Courier New" w:hAnsi="Courier New" w:cs="Courier New"/>
+          <w:color w:val="333333"/>
+          <w:sz w:val="18"/>
+          <w:szCs w:val="18"/>
+          <w:lang w:val="en-US"/>
+        </w:rPr>
+        <w:t xml:space="preserve"> -- per-user exclusion list (not global)</w:t>
+      </w:r>
+    </w:p>
+    <w:p>
+      <w:pPr>
+        <w:shd w:val="clear" w:color="auto" w:fill="F5F5F5"/>
+        <w:spacing w:before="60" w:after="60"/>
+        <w:ind w:left="720"/>
+        <w:rPr>
+          <w:rFonts w:ascii="Courier New" w:eastAsia="Courier New" w:hAnsi="Courier New" w:cs="Courier New"/>
+          <w:color w:val="333333"/>
+          <w:sz w:val="18"/>
+          <w:szCs w:val="18"/>
+          <w:lang w:val="en-US"/>
+        </w:rPr>
+      </w:pPr>
+      <w:r>
+        <w:rPr>
+          <w:rFonts w:ascii="Courier New" w:eastAsia="Courier New" w:hAnsi="Courier New" w:cs="Courier New"/>
+          <w:color w:val="333333"/>
+          <w:sz w:val="18"/>
+          <w:szCs w:val="18"/>
+          <w:lang w:val="en-US"/>
+        </w:rPr>
+        <w:t xml:space="preserve">      ensures each user only sees reels they haven't watched yet</w:t>
+      </w:r>
+    </w:p>
+    <w:p>
+      <w:pPr>
+        <w:shd w:val="clear" w:color="auto" w:fill="F5F5F5"/>
+        <w:spacing w:before="60" w:after="60"/>
+        <w:ind w:left="720"/>
+        <w:rPr>
+          <w:rFonts w:ascii="Courier New" w:eastAsia="Courier New" w:hAnsi="Courier New" w:cs="Courier New"/>
+          <w:color w:val="333333"/>
+          <w:sz w:val="18"/>
+          <w:szCs w:val="18"/>
+          <w:lang w:val="en-US"/>
+        </w:rPr>
+      </w:pPr>
+      <w:r>
+        <w:rPr>
+          <w:rFonts w:ascii="Courier New" w:eastAsia="Courier New" w:hAnsi="Courier New" w:cs="Courier New"/>
+          <w:color w:val="333333"/>
+          <w:sz w:val="18"/>
+          <w:szCs w:val="18"/>
+          <w:lang w:val="en-US"/>
+        </w:rPr>
+        <w:t xml:space="preserve">   c) get_r2_reels_for_</w:t>
+      </w:r>
+      <w:proofErr w:type="gramStart"/>
+      <w:r>
+        <w:rPr>
+          <w:rFonts w:ascii="Courier New" w:eastAsia="Courier New" w:hAnsi="Courier New" w:cs="Courier New"/>
+          <w:color w:val="333333"/>
+          <w:sz w:val="18"/>
+          <w:szCs w:val="18"/>
+          <w:lang w:val="en-US"/>
+        </w:rPr>
+        <w:t>user(</w:t>
+      </w:r>
+      <w:proofErr w:type="gramEnd"/>
+      <w:r>
+        <w:rPr>
+          <w:rFonts w:ascii="Courier New" w:eastAsia="Courier New" w:hAnsi="Courier New" w:cs="Courier New"/>
+          <w:color w:val="333333"/>
+          <w:sz w:val="18"/>
+          <w:szCs w:val="18"/>
+          <w:lang w:val="en-US"/>
+        </w:rPr>
+        <w:t>) -- uploaded reels matching user language,</w:t>
+      </w:r>
+    </w:p>
+    <w:p>
+      <w:pPr>
+        <w:shd w:val="clear" w:color="auto" w:fill="F5F5F5"/>
+        <w:spacing w:before="60" w:after="60"/>
+        <w:ind w:left="720"/>
+        <w:rPr>
+          <w:rFonts w:ascii="Courier New" w:eastAsia="Courier New" w:hAnsi="Courier New" w:cs="Courier New"/>
+          <w:color w:val="333333"/>
+          <w:sz w:val="18"/>
+          <w:szCs w:val="18"/>
+          <w:lang w:val="en-US"/>
+        </w:rPr>
+      </w:pPr>
+      <w:r>
+        <w:rPr>
+          <w:rFonts w:ascii="Courier New" w:eastAsia="Courier New" w:hAnsi="Courier New" w:cs="Courier New"/>
+          <w:color w:val="333333"/>
+          <w:sz w:val="18"/>
+          <w:szCs w:val="18"/>
+          <w:lang w:val="en-US"/>
+        </w:rPr>
+        <w:t xml:space="preserve">      excluding own reels and already seen reels</w:t>
+      </w:r>
+    </w:p>
+    <w:p>
+      <w:pPr>
+        <w:shd w:val="clear" w:color="auto" w:fill="F5F5F5"/>
+        <w:spacing w:before="60" w:after="60"/>
+        <w:ind w:left="720"/>
+        <w:rPr>
+          <w:rFonts w:ascii="Courier New" w:eastAsia="Courier New" w:hAnsi="Courier New" w:cs="Courier New"/>
+          <w:color w:val="333333"/>
+          <w:sz w:val="18"/>
+          <w:szCs w:val="18"/>
+          <w:lang w:val="en-US"/>
+        </w:rPr>
+      </w:pPr>
+      <w:r>
+        <w:rPr>
+          <w:rFonts w:ascii="Courier New" w:eastAsia="Courier New" w:hAnsi="Courier New" w:cs="Courier New"/>
+          <w:color w:val="333333"/>
+          <w:sz w:val="18"/>
+          <w:szCs w:val="18"/>
+          <w:lang w:val="en-US"/>
+        </w:rPr>
+        <w:t xml:space="preserve">   d) </w:t>
+      </w:r>
+      <w:proofErr w:type="spellStart"/>
+      <w:r>
+        <w:rPr>
+          <w:rFonts w:ascii="Courier New" w:eastAsia="Courier New" w:hAnsi="Courier New" w:cs="Courier New"/>
+          <w:color w:val="333333"/>
+          <w:sz w:val="18"/>
+          <w:szCs w:val="18"/>
+          <w:lang w:val="en-US"/>
+        </w:rPr>
+        <w:t>search_youtube_</w:t>
+      </w:r>
+      <w:proofErr w:type="gramStart"/>
+      <w:r>
+        <w:rPr>
+          <w:rFonts w:ascii="Courier New" w:eastAsia="Courier New" w:hAnsi="Courier New" w:cs="Courier New"/>
+          <w:color w:val="333333"/>
+          <w:sz w:val="18"/>
+          <w:szCs w:val="18"/>
+          <w:lang w:val="en-US"/>
+        </w:rPr>
+        <w:t>shorts</w:t>
+      </w:r>
+      <w:proofErr w:type="spellEnd"/>
+      <w:r>
+        <w:rPr>
+          <w:rFonts w:ascii="Courier New" w:eastAsia="Courier New" w:hAnsi="Courier New" w:cs="Courier New"/>
+          <w:color w:val="333333"/>
+          <w:sz w:val="18"/>
+          <w:szCs w:val="18"/>
+          <w:lang w:val="en-US"/>
+        </w:rPr>
+        <w:t>(</w:t>
+      </w:r>
+      <w:proofErr w:type="gramEnd"/>
+      <w:r>
+        <w:rPr>
+          <w:rFonts w:ascii="Courier New" w:eastAsia="Courier New" w:hAnsi="Courier New" w:cs="Courier New"/>
+          <w:color w:val="333333"/>
+          <w:sz w:val="18"/>
+          <w:szCs w:val="18"/>
+          <w:lang w:val="en-US"/>
+        </w:rPr>
+        <w:t xml:space="preserve">) -- 70% with </w:t>
+      </w:r>
+      <w:proofErr w:type="spellStart"/>
+      <w:r>
+        <w:rPr>
+          <w:rFonts w:ascii="Courier New" w:eastAsia="Courier New" w:hAnsi="Courier New" w:cs="Courier New"/>
+          <w:color w:val="333333"/>
+          <w:sz w:val="18"/>
+          <w:szCs w:val="18"/>
+          <w:lang w:val="en-US"/>
+        </w:rPr>
+        <w:t>top_tags</w:t>
+      </w:r>
+      <w:proofErr w:type="spellEnd"/>
+      <w:r>
+        <w:rPr>
+          <w:rFonts w:ascii="Courier New" w:eastAsia="Courier New" w:hAnsi="Courier New" w:cs="Courier New"/>
+          <w:color w:val="333333"/>
+          <w:sz w:val="18"/>
+          <w:szCs w:val="18"/>
+          <w:lang w:val="en-US"/>
+        </w:rPr>
+        <w:t>, 30% random discovery</w:t>
+      </w:r>
+    </w:p>
+    <w:p>
+      <w:pPr>
+        <w:shd w:val="clear" w:color="auto" w:fill="F5F5F5"/>
+        <w:spacing w:before="60" w:after="60"/>
+        <w:ind w:left="720"/>
+        <w:rPr>
+          <w:rFonts w:ascii="Courier New" w:eastAsia="Courier New" w:hAnsi="Courier New" w:cs="Courier New"/>
+          <w:color w:val="333333"/>
+          <w:sz w:val="18"/>
+          <w:szCs w:val="18"/>
           <w:lang w:val="en-US"/>
         </w:rPr>
       </w:pPr>
@@ -24312,18 +24842,22 @@
         <w:spacing w:before="60" w:after="60"/>
         <w:ind w:left="720"/>
         <w:rPr>
-          <w:lang w:val="en-US"/>
-        </w:rPr>
-      </w:pPr>
-      <w:r>
-        <w:rPr>
-          <w:rFonts w:ascii="Courier New" w:eastAsia="Courier New" w:hAnsi="Courier New" w:cs="Courier New"/>
-          <w:color w:val="333333"/>
-          <w:sz w:val="18"/>
-          <w:szCs w:val="18"/>
-          <w:lang w:val="en-US"/>
-        </w:rPr>
-        <w:t xml:space="preserve">   c) </w:t>
+          <w:rFonts w:ascii="Courier New" w:eastAsia="Courier New" w:hAnsi="Courier New" w:cs="Courier New"/>
+          <w:color w:val="333333"/>
+          <w:sz w:val="18"/>
+          <w:szCs w:val="18"/>
+          <w:lang w:val="en-US"/>
+        </w:rPr>
+      </w:pPr>
+      <w:r>
+        <w:rPr>
+          <w:rFonts w:ascii="Courier New" w:eastAsia="Courier New" w:hAnsi="Courier New" w:cs="Courier New"/>
+          <w:color w:val="333333"/>
+          <w:sz w:val="18"/>
+          <w:szCs w:val="18"/>
+          <w:lang w:val="en-US"/>
+        </w:rPr>
+        <w:t xml:space="preserve">   e) </w:t>
       </w:r>
       <w:proofErr w:type="spellStart"/>
       <w:r>
@@ -24334,7 +24868,7 @@
           <w:szCs w:val="18"/>
           <w:lang w:val="en-US"/>
         </w:rPr>
-        <w:t>import_reel_to_</w:t>
+        <w:t>score_</w:t>
       </w:r>
       <w:proofErr w:type="gramStart"/>
       <w:r>
@@ -24345,7 +24879,7 @@
           <w:szCs w:val="18"/>
           <w:lang w:val="en-US"/>
         </w:rPr>
-        <w:t>backend</w:t>
+        <w:t>reel</w:t>
       </w:r>
       <w:proofErr w:type="spellEnd"/>
       <w:r>
@@ -24367,29 +24901,7 @@
           <w:szCs w:val="18"/>
           <w:lang w:val="en-US"/>
         </w:rPr>
-        <w:t>) -- POST /</w:t>
-      </w:r>
-      <w:proofErr w:type="spellStart"/>
-      <w:r>
-        <w:rPr>
-          <w:rFonts w:ascii="Courier New" w:eastAsia="Courier New" w:hAnsi="Courier New" w:cs="Courier New"/>
-          <w:color w:val="333333"/>
-          <w:sz w:val="18"/>
-          <w:szCs w:val="18"/>
-          <w:lang w:val="en-US"/>
-        </w:rPr>
-        <w:t>api</w:t>
-      </w:r>
-      <w:proofErr w:type="spellEnd"/>
-      <w:r>
-        <w:rPr>
-          <w:rFonts w:ascii="Courier New" w:eastAsia="Courier New" w:hAnsi="Courier New" w:cs="Courier New"/>
-          <w:color w:val="333333"/>
-          <w:sz w:val="18"/>
-          <w:szCs w:val="18"/>
-          <w:lang w:val="en-US"/>
-        </w:rPr>
-        <w:t>/v1/reels/import</w:t>
+        <w:t>) -- score each candidate:</w:t>
       </w:r>
     </w:p>
     <w:p>
@@ -24398,29 +24910,22 @@
         <w:spacing w:before="60" w:after="60"/>
         <w:ind w:left="720"/>
         <w:rPr>
-          <w:lang w:val="en-US"/>
-        </w:rPr>
-      </w:pPr>
-      <w:r>
-        <w:rPr>
-          <w:rFonts w:ascii="Courier New" w:eastAsia="Courier New" w:hAnsi="Courier New" w:cs="Courier New"/>
-          <w:color w:val="333333"/>
-          <w:sz w:val="18"/>
-          <w:szCs w:val="18"/>
-          <w:lang w:val="en-US"/>
-        </w:rPr>
-        <w:t xml:space="preserve">   d) </w:t>
-      </w:r>
-      <w:proofErr w:type="spellStart"/>
-      <w:r>
-        <w:rPr>
-          <w:rFonts w:ascii="Courier New" w:eastAsia="Courier New" w:hAnsi="Courier New" w:cs="Courier New"/>
-          <w:color w:val="333333"/>
-          <w:sz w:val="18"/>
-          <w:szCs w:val="18"/>
-          <w:lang w:val="en-US"/>
-        </w:rPr>
-        <w:t>enqueue_reel_for_</w:t>
+          <w:rFonts w:ascii="Courier New" w:eastAsia="Courier New" w:hAnsi="Courier New" w:cs="Courier New"/>
+          <w:color w:val="333333"/>
+          <w:sz w:val="18"/>
+          <w:szCs w:val="18"/>
+          <w:lang w:val="en-US"/>
+        </w:rPr>
+      </w:pPr>
+      <w:r>
+        <w:rPr>
+          <w:rFonts w:ascii="Courier New" w:eastAsia="Courier New" w:hAnsi="Courier New" w:cs="Courier New"/>
+          <w:color w:val="333333"/>
+          <w:sz w:val="18"/>
+          <w:szCs w:val="18"/>
+          <w:lang w:val="en-US"/>
+        </w:rPr>
+        <w:t xml:space="preserve">      +0.3 tag </w:t>
       </w:r>
       <w:proofErr w:type="gramStart"/>
       <w:r>
@@ -24431,18 +24936,7 @@
           <w:szCs w:val="18"/>
           <w:lang w:val="en-US"/>
         </w:rPr>
-        <w:t>user</w:t>
-      </w:r>
-      <w:proofErr w:type="spellEnd"/>
-      <w:r>
-        <w:rPr>
-          <w:rFonts w:ascii="Courier New" w:eastAsia="Courier New" w:hAnsi="Courier New" w:cs="Courier New"/>
-          <w:color w:val="333333"/>
-          <w:sz w:val="18"/>
-          <w:szCs w:val="18"/>
-          <w:lang w:val="en-US"/>
-        </w:rPr>
-        <w:t>(</w:t>
+        <w:t>overlap</w:t>
       </w:r>
       <w:proofErr w:type="gramEnd"/>
       <w:r>
@@ -24453,20 +24947,8 @@
           <w:szCs w:val="18"/>
           <w:lang w:val="en-US"/>
         </w:rPr>
-        <w:t xml:space="preserve">) -- INSERT into </w:t>
-      </w:r>
-      <w:proofErr w:type="spellStart"/>
-      <w:r>
-        <w:rPr>
-          <w:rFonts w:ascii="Courier New" w:eastAsia="Courier New" w:hAnsi="Courier New" w:cs="Courier New"/>
-          <w:color w:val="333333"/>
-          <w:sz w:val="18"/>
-          <w:szCs w:val="18"/>
-          <w:lang w:val="en-US"/>
-        </w:rPr>
-        <w:t>user_feed_queue</w:t>
-      </w:r>
-      <w:proofErr w:type="spellEnd"/>
+        <w:t xml:space="preserve"> with user profile</w:t>
+      </w:r>
     </w:p>
     <w:p>
       <w:pPr>
@@ -24474,9 +24956,23 @@
         <w:spacing w:before="60" w:after="60"/>
         <w:ind w:left="720"/>
         <w:rPr>
-          <w:lang w:val="en-US"/>
-        </w:rPr>
-      </w:pPr>
+          <w:rFonts w:ascii="Courier New" w:eastAsia="Courier New" w:hAnsi="Courier New" w:cs="Courier New"/>
+          <w:color w:val="333333"/>
+          <w:sz w:val="18"/>
+          <w:szCs w:val="18"/>
+          <w:lang w:val="en-US"/>
+        </w:rPr>
+      </w:pPr>
+      <w:r>
+        <w:rPr>
+          <w:rFonts w:ascii="Courier New" w:eastAsia="Courier New" w:hAnsi="Courier New" w:cs="Courier New"/>
+          <w:color w:val="333333"/>
+          <w:sz w:val="18"/>
+          <w:szCs w:val="18"/>
+          <w:lang w:val="en-US"/>
+        </w:rPr>
+        <w:t xml:space="preserve">      +0.2 level match</w:t>
+      </w:r>
     </w:p>
     <w:p>
       <w:pPr>
@@ -24484,52 +24980,22 @@
         <w:spacing w:before="60" w:after="60"/>
         <w:ind w:left="720"/>
         <w:rPr>
-          <w:lang w:val="en-US"/>
-        </w:rPr>
-      </w:pPr>
-      <w:r>
-        <w:rPr>
-          <w:rFonts w:ascii="Courier New" w:eastAsia="Courier New" w:hAnsi="Courier New" w:cs="Courier New"/>
-          <w:color w:val="333333"/>
-          <w:sz w:val="18"/>
-          <w:szCs w:val="18"/>
-          <w:lang w:val="en-US"/>
-        </w:rPr>
-        <w:t>3. Endpoint POST /</w:t>
-      </w:r>
-      <w:proofErr w:type="gramStart"/>
-      <w:r>
-        <w:rPr>
-          <w:rFonts w:ascii="Courier New" w:eastAsia="Courier New" w:hAnsi="Courier New" w:cs="Courier New"/>
-          <w:color w:val="333333"/>
-          <w:sz w:val="18"/>
-          <w:szCs w:val="18"/>
-          <w:lang w:val="en-US"/>
-        </w:rPr>
-        <w:t>trigger/{</w:t>
-      </w:r>
-      <w:proofErr w:type="spellStart"/>
-      <w:proofErr w:type="gramEnd"/>
-      <w:r>
-        <w:rPr>
-          <w:rFonts w:ascii="Courier New" w:eastAsia="Courier New" w:hAnsi="Courier New" w:cs="Courier New"/>
-          <w:color w:val="333333"/>
-          <w:sz w:val="18"/>
-          <w:szCs w:val="18"/>
-          <w:lang w:val="en-US"/>
-        </w:rPr>
-        <w:t>user_id</w:t>
-      </w:r>
-      <w:proofErr w:type="spellEnd"/>
-      <w:r>
-        <w:rPr>
-          <w:rFonts w:ascii="Courier New" w:eastAsia="Courier New" w:hAnsi="Courier New" w:cs="Courier New"/>
-          <w:color w:val="333333"/>
-          <w:sz w:val="18"/>
-          <w:szCs w:val="18"/>
-          <w:lang w:val="en-US"/>
-        </w:rPr>
-        <w:t>}</w:t>
+          <w:rFonts w:ascii="Courier New" w:eastAsia="Courier New" w:hAnsi="Courier New" w:cs="Courier New"/>
+          <w:color w:val="333333"/>
+          <w:sz w:val="18"/>
+          <w:szCs w:val="18"/>
+          <w:lang w:val="en-US"/>
+        </w:rPr>
+      </w:pPr>
+      <w:r>
+        <w:rPr>
+          <w:rFonts w:ascii="Courier New" w:eastAsia="Courier New" w:hAnsi="Courier New" w:cs="Courier New"/>
+          <w:color w:val="333333"/>
+          <w:sz w:val="18"/>
+          <w:szCs w:val="18"/>
+          <w:lang w:val="en-US"/>
+        </w:rPr>
+        <w:t xml:space="preserve">      +0.1 uploaded R2 reel (prefer local content)</w:t>
       </w:r>
     </w:p>
     <w:p>
@@ -24538,18 +25004,22 @@
         <w:spacing w:before="60" w:after="60"/>
         <w:ind w:left="720"/>
         <w:rPr>
-          <w:lang w:val="en-US"/>
-        </w:rPr>
-      </w:pPr>
-      <w:r>
-        <w:rPr>
-          <w:rFonts w:ascii="Courier New" w:eastAsia="Courier New" w:hAnsi="Courier New" w:cs="Courier New"/>
-          <w:color w:val="333333"/>
-          <w:sz w:val="18"/>
-          <w:szCs w:val="18"/>
-          <w:lang w:val="en-US"/>
-        </w:rPr>
-        <w:t xml:space="preserve">   Immediately trigger curation for a specific user</w:t>
+          <w:rFonts w:ascii="Courier New" w:eastAsia="Courier New" w:hAnsi="Courier New" w:cs="Courier New"/>
+          <w:color w:val="333333"/>
+          <w:sz w:val="18"/>
+          <w:szCs w:val="18"/>
+          <w:lang w:val="en-US"/>
+        </w:rPr>
+      </w:pPr>
+      <w:r>
+        <w:rPr>
+          <w:rFonts w:ascii="Courier New" w:eastAsia="Courier New" w:hAnsi="Courier New" w:cs="Courier New"/>
+          <w:color w:val="333333"/>
+          <w:sz w:val="18"/>
+          <w:szCs w:val="18"/>
+          <w:lang w:val="en-US"/>
+        </w:rPr>
+        <w:t xml:space="preserve">      +0.1 fresh reel (added within 7 days)</w:t>
       </w:r>
     </w:p>
     <w:p>
@@ -24558,33 +25028,178 @@
         <w:spacing w:before="60" w:after="60"/>
         <w:ind w:left="720"/>
         <w:rPr>
-          <w:lang w:val="en-US"/>
-        </w:rPr>
-      </w:pPr>
-      <w:r>
-        <w:rPr>
-          <w:rFonts w:ascii="Courier New" w:eastAsia="Courier New" w:hAnsi="Courier New" w:cs="Courier New"/>
-          <w:color w:val="333333"/>
-          <w:sz w:val="18"/>
-          <w:szCs w:val="18"/>
-          <w:lang w:val="en-US"/>
-        </w:rPr>
-        <w:t xml:space="preserve">   (called by backend via POST /feed/refill)</w:t>
+          <w:rFonts w:ascii="Courier New" w:eastAsia="Courier New" w:hAnsi="Courier New" w:cs="Courier New"/>
+          <w:color w:val="333333"/>
+          <w:sz w:val="18"/>
+          <w:szCs w:val="18"/>
+          <w:lang w:val="en-US"/>
+        </w:rPr>
+      </w:pPr>
+      <w:r>
+        <w:rPr>
+          <w:rFonts w:ascii="Courier New" w:eastAsia="Courier New" w:hAnsi="Courier New" w:cs="Courier New"/>
+          <w:color w:val="333333"/>
+          <w:sz w:val="18"/>
+          <w:szCs w:val="18"/>
+          <w:lang w:val="en-US"/>
+        </w:rPr>
+        <w:t xml:space="preserve">   f) sort all candidates by score DESC</w:t>
       </w:r>
     </w:p>
     <w:p>
       <w:pPr>
+        <w:shd w:val="clear" w:color="auto" w:fill="F5F5F5"/>
         <w:spacing w:before="60" w:after="60"/>
-        <w:rPr>
-          <w:lang w:val="en-US"/>
-        </w:rPr>
-      </w:pPr>
+        <w:ind w:left="720"/>
+        <w:rPr>
+          <w:rFonts w:ascii="Courier New" w:eastAsia="Courier New" w:hAnsi="Courier New" w:cs="Courier New"/>
+          <w:color w:val="333333"/>
+          <w:sz w:val="18"/>
+          <w:szCs w:val="18"/>
+          <w:lang w:val="en-US"/>
+        </w:rPr>
+      </w:pPr>
+      <w:r>
+        <w:rPr>
+          <w:rFonts w:ascii="Courier New" w:eastAsia="Courier New" w:hAnsi="Courier New" w:cs="Courier New"/>
+          <w:color w:val="333333"/>
+          <w:sz w:val="18"/>
+          <w:szCs w:val="18"/>
+          <w:lang w:val="en-US"/>
+        </w:rPr>
+        <w:t xml:space="preserve">   g) enqueue top N -- R2 reels direct, YouTube via import</w:t>
+      </w:r>
     </w:p>
     <w:p>
       <w:pPr>
+        <w:shd w:val="clear" w:color="auto" w:fill="F5F5F5"/>
+        <w:spacing w:before="60" w:after="60"/>
+        <w:ind w:left="720"/>
+        <w:rPr>
+          <w:rFonts w:ascii="Courier New" w:eastAsia="Courier New" w:hAnsi="Courier New" w:cs="Courier New"/>
+          <w:color w:val="333333"/>
+          <w:sz w:val="18"/>
+          <w:szCs w:val="18"/>
+          <w:lang w:val="en-US"/>
+        </w:rPr>
+      </w:pPr>
+    </w:p>
+    <w:p>
+      <w:pPr>
+        <w:shd w:val="clear" w:color="auto" w:fill="F5F5F5"/>
+        <w:spacing w:before="60" w:after="60"/>
+        <w:ind w:left="720"/>
+        <w:rPr>
+          <w:rFonts w:ascii="Courier New" w:eastAsia="Courier New" w:hAnsi="Courier New" w:cs="Courier New"/>
+          <w:color w:val="333333"/>
+          <w:sz w:val="18"/>
+          <w:szCs w:val="18"/>
+          <w:lang w:val="en-US"/>
+        </w:rPr>
+      </w:pPr>
+      <w:r>
+        <w:rPr>
+          <w:rFonts w:ascii="Courier New" w:eastAsia="Courier New" w:hAnsi="Courier New" w:cs="Courier New"/>
+          <w:color w:val="333333"/>
+          <w:sz w:val="18"/>
+          <w:szCs w:val="18"/>
+          <w:lang w:val="en-US"/>
+        </w:rPr>
+        <w:t>3. Endpoint POST /</w:t>
+      </w:r>
+      <w:proofErr w:type="gramStart"/>
+      <w:r>
+        <w:rPr>
+          <w:rFonts w:ascii="Courier New" w:eastAsia="Courier New" w:hAnsi="Courier New" w:cs="Courier New"/>
+          <w:color w:val="333333"/>
+          <w:sz w:val="18"/>
+          <w:szCs w:val="18"/>
+          <w:lang w:val="en-US"/>
+        </w:rPr>
+        <w:t>trigger/{</w:t>
+      </w:r>
+      <w:proofErr w:type="spellStart"/>
+      <w:proofErr w:type="gramEnd"/>
+      <w:r>
+        <w:rPr>
+          <w:rFonts w:ascii="Courier New" w:eastAsia="Courier New" w:hAnsi="Courier New" w:cs="Courier New"/>
+          <w:color w:val="333333"/>
+          <w:sz w:val="18"/>
+          <w:szCs w:val="18"/>
+          <w:lang w:val="en-US"/>
+        </w:rPr>
+        <w:t>user_id</w:t>
+      </w:r>
+      <w:proofErr w:type="spellEnd"/>
+      <w:r>
+        <w:rPr>
+          <w:rFonts w:ascii="Courier New" w:eastAsia="Courier New" w:hAnsi="Courier New" w:cs="Courier New"/>
+          <w:color w:val="333333"/>
+          <w:sz w:val="18"/>
+          <w:szCs w:val="18"/>
+          <w:lang w:val="en-US"/>
+        </w:rPr>
+        <w:t>}</w:t>
+      </w:r>
+    </w:p>
+    <w:p>
+      <w:pPr>
+        <w:shd w:val="clear" w:color="auto" w:fill="F5F5F5"/>
+        <w:spacing w:before="60" w:after="60"/>
+        <w:ind w:left="720"/>
+        <w:rPr>
+          <w:rFonts w:ascii="Courier New" w:eastAsia="Courier New" w:hAnsi="Courier New" w:cs="Courier New"/>
+          <w:color w:val="333333"/>
+          <w:sz w:val="18"/>
+          <w:szCs w:val="18"/>
+          <w:lang w:val="en-US"/>
+        </w:rPr>
+      </w:pPr>
+      <w:r>
+        <w:rPr>
+          <w:rFonts w:ascii="Courier New" w:eastAsia="Courier New" w:hAnsi="Courier New" w:cs="Courier New"/>
+          <w:color w:val="333333"/>
+          <w:sz w:val="18"/>
+          <w:szCs w:val="18"/>
+          <w:lang w:val="en-US"/>
+        </w:rPr>
+        <w:t xml:space="preserve">   Immediately trigger curation for a specific user</w:t>
+      </w:r>
+    </w:p>
+    <w:p>
+      <w:pPr>
+        <w:shd w:val="clear" w:color="auto" w:fill="F5F5F5"/>
+        <w:spacing w:before="60" w:after="60"/>
+        <w:ind w:left="720"/>
+        <w:rPr>
+          <w:lang w:val="en-US"/>
+        </w:rPr>
+      </w:pPr>
+      <w:r>
+        <w:rPr>
+          <w:rFonts w:ascii="Courier New" w:eastAsia="Courier New" w:hAnsi="Courier New" w:cs="Courier New"/>
+          <w:color w:val="333333"/>
+          <w:sz w:val="18"/>
+          <w:szCs w:val="18"/>
+          <w:lang w:val="en-US"/>
+        </w:rPr>
+        <w:t xml:space="preserve">   (called by backend via POST /feed/refill)</w:t>
+      </w:r>
+    </w:p>
+    <w:p>
+      <w:pPr>
+        <w:spacing w:before="60" w:after="60"/>
+        <w:rPr>
+          <w:lang w:val="en-US"/>
+        </w:rPr>
+      </w:pPr>
+    </w:p>
+    <w:p>
+      <w:pPr>
         <w:pStyle w:val="Nagwek2"/>
       </w:pPr>
       <w:r>
+        <w:lastRenderedPageBreak/>
         <w:t xml:space="preserve">7.3 Environment </w:t>
       </w:r>
       <w:proofErr w:type="spellStart"/>
@@ -25237,7 +25852,6 @@
                 <w:sz w:val="20"/>
                 <w:szCs w:val="20"/>
               </w:rPr>
-              <w:lastRenderedPageBreak/>
               <w:t>QUEUE_MIN_SIZE</w:t>
             </w:r>
           </w:p>
@@ -33513,7 +34127,7 @@
   <w:style w:type="paragraph" w:default="1" w:styleId="Normalny">
     <w:name w:val="Normal"/>
     <w:qFormat/>
-    <w:rsid w:val="00AB6A3E"/>
+    <w:rsid w:val="00B9477E"/>
   </w:style>
   <w:style w:type="paragraph" w:styleId="Nagwek1">
     <w:name w:val="heading 1"/>
